--- a/series-development/scripts/Grand-Chukuchuku_Chapter_01_Full_Shooting_Script_v2.docx
+++ b/series-development/scripts/Grand-Chukuchuku_Chapter_01_Full_Shooting_Script_v2.docx
@@ -246,7 +246,7 @@
         <w:rPr>
           <w:b w:val="0"/>
         </w:rPr>
-        <w:t>Gideon has a W-shaped hairline and almost-afro hair; Zino calls him</w:t>
+        <w:t>Gideon has a W-shaped hairline, almost-afro hair, a noticeably large head and nose, and a small front-tooth gap; Zino calls him</w:t>
       </w:r>
       <w:r>
         <w:rPr>
@@ -258,7 +258,7 @@
         <w:rPr>
           <w:b w:val="0"/>
         </w:rPr>
-        <w:t>. Constant gigs, trading and paid services lead to a bread-selling place in the market by Form Five; he also comes to Zino for schoolwork explanations. Luc has a high flat-top and a muscular older-secondary silhouette from evening training with mud-formed dumbbells and a sand-filled punching bag. The training's starting year is unknown: do not give his ten-year-old version adult bodybuilding proportions.</w:t>
+        <w:t>. Constant gigs, trading and paid services lead to a bread-selling place in the market by Form Five; he also comes to Zino for schoolwork explanations. Luc has a high flat-top, large hands and ears, and a muscular older-secondary silhouette from evening training with mud-formed dumbbells and a sand-filled punching bag. The training's starting year is unknown: do not give his ten-year-old version adult bodybuilding proportions.</w:t>
       </w:r>
       <w:r>
         <w:rPr>
@@ -270,7 +270,7 @@
         <w:rPr>
           <w:b w:val="0"/>
         </w:rPr>
-        <w:t>is Zino's greeting when he meets Luc alone.</w:t>
+        <w:t>is Zino's greeting when he meets Luc alone. Zino's supplied appearance is handsome with a clean fade. These identifying traits are not comic defects.</w:t>
       </w:r>
     </w:p>
     <w:p>
@@ -386,7 +386,31 @@
         <w:rPr>
           <w:b w:val="0"/>
         </w:rPr>
-        <w:t>Forms One–Five uniform: light sky-blue short-sleeved shirts for both sexes; boys wear dark-blue trousers and girls dark-blue skirts. Boarding colours remain unconfirmed. Other clothes may be casual wear, not alternate uniforms.</w:t>
+        <w:t>Forms One–Five</w:t>
+      </w:r>
+      <w:r>
+        <w:rPr>
+          <w:b/>
+        </w:rPr>
+        <w:t>daytime</w:t>
+      </w:r>
+      <w:r>
+        <w:rPr>
+          <w:b w:val="0"/>
+        </w:rPr>
+        <w:t>uniform: light sky-blue short-sleeved shirts for both sexes; boys wear dark-blue trousers and girls dark-blue skirts.</w:t>
+      </w:r>
+      <w:r>
+        <w:rPr>
+          <w:b/>
+        </w:rPr>
+        <w:t>Night revision at Professional School has no student uniforms:</w:t>
+      </w:r>
+      <w:r>
+        <w:rPr>
+          <w:b w:val="0"/>
+        </w:rPr>
+        <w:t>everyone wears regular house/casual clothes, and some dress to impress. This later correction supersedes the earlier pilot's uniform-at-night treatment. Exact casual garments are proposed design choices; boarding colours remain unconfirmed.</w:t>
       </w:r>
     </w:p>
     <w:p>
@@ -397,6 +421,17 @@
         <w:rPr>
           <w:b w:val="0"/>
         </w:rPr>
+        <w:t>Current proposed pilot night wardrobe: Zino — plain burgundy short-sleeved T-shirt, charcoal casual trousers, dark sneakers and backpack; Gideon — forest-green plain polo, dark-brown casual trousers and camera bag; Luc — mustard/ochre plain T-shirt, loose deep-navy casual trousers and small Bible, no bag. Carry these outfits through the same-night crowd, cold open and return home; they do not replace daytime school uniforms or every casual outfit across the chapter.</w:t>
+      </w:r>
+    </w:p>
+    <w:p>
+      <w:pPr>
+        <w:pStyle w:val="ListBullet"/>
+      </w:pPr>
+      <w:r>
+        <w:rPr>
+          <w:b w:val="0"/>
+        </w:rPr>
         <w:t>Dawn: about 5:30, four buckets in two rounds, one in each hand; two shared bathrooms; Zino's room two apartments from Mother's front room. Her bedside drawer usually has 200 CFA: 100 for one taxi ride and 100 at school, or walk early and keep 200 for school. Taxis are taken on three mornings a week.</w:t>
       </w:r>
     </w:p>
@@ -408,7 +443,7 @@
         <w:rPr>
           <w:b w:val="0"/>
         </w:rPr>
-        <w:t>Lizzy: crush Form One, girlfriend Form Two, breakup Form Three. Mirabel's maths friendship starts Form Three and continues to U.S. departure. Sophy is Gideon's interest Forms Two–Five; Zino refuses her advances from loyalty. Elianne remains a separate unresolved identity, not an assumed alias. All school-age relationships remain non-graphic; Tracey's reported Form Three experience is retained in neutral notes pending exact context. Tracey had already sat the GCE twice unsuccessfully and saw Zino teach maths to students who later passed; this does not establish her exact age, private motive, a transaction or the sole cause of anyone's results.</w:t>
+        <w:t>Lizzy: crush Form One, girlfriend Form Two, breakup Form Three. Mirabel's maths friendship starts Form Three and continues to U.S. departure. Mirabel is described as beautiful and slim; Lizzy has a pretty face. Their school-age model sheets use ordinary adolescent proportions, fully clothed neutral poses and distinct proposed hairstyles. Gideon/Giddeon and Mirabel/Mirable are spelling variants of the existing characters, not new cast members. Sophy is Gideon's interest Forms Two–Five; Zino refuses her advances from loyalty. Elianne remains a separate unresolved identity, not an assumed alias. All school-age relationships remain non-graphic; Tracey's reported Form Three experience is retained in neutral notes pending exact context. Tracey had already sat the GCE twice unsuccessfully and saw Zino teach maths to students who later passed; this does not establish her exact age, private motive, a transaction or the sole cause of anyone's results.</w:t>
       </w:r>
     </w:p>
     <w:p>
@@ -7890,13 +7925,13 @@
         <w:rPr>
           <w:b/>
         </w:rPr>
-        <w:t>VISUAL | C setting / P staging:</w:t>
-      </w:r>
-      <w:r>
-        <w:rPr>
-          <w:b w:val="0"/>
-        </w:rPr>
-        <w:t>A bell. Workshop doors shut. The same corridor fills with day-school students carrying exercise books. Luc chooses a quiet room. Gideon notices who is arriving; Zino follows the yellow chalk arrows that point to classrooms.</w:t>
+        <w:t>VISUAL | C setting and casual-night dress / P staging:</w:t>
+      </w:r>
+      <w:r>
+        <w:rPr>
+          <w:b w:val="0"/>
+        </w:rPr>
+        <w:t>A bell. Workshop doors shut. The same corridor fills with day-school students carrying exercise books, now in their ordinary house/casual clothes. A student smooths a carefully chosen shirt in the dark window's reflection before going in; another arrives in a plain worn T-shirt. No one wears school uniform. Luc chooses a quiet room. Gideon notices who is arriving; Zino follows the yellow chalk arrows that point to classrooms.</w:t>
       </w:r>
     </w:p>
     <w:p>
@@ -8054,13 +8089,13 @@
         <w:rPr>
           <w:b/>
         </w:rPr>
-        <w:t>VISUAL | C setting / P action:</w:t>
-      </w:r>
-      <w:r>
-        <w:rPr>
-          <w:b w:val="0"/>
-        </w:rPr>
-        <w:t>Zino steps from his own room with his revision book. Mother crosses toward her front room, two apartments away, carrying her teaching bag. Their paths meet by chance; she is not stationed at his door. Buckets knock at the well.</w:t>
+        <w:t>VISUAL | C setting and casual-night dress / P action:</w:t>
+      </w:r>
+      <w:r>
+        <w:rPr>
+          <w:b w:val="0"/>
+        </w:rPr>
+        <w:t>Zino steps from his own room in a regular house T-shirt, revision book in hand. Mother crosses toward her front room, two apartments away, carrying her teaching bag. Their paths meet by chance; she is not stationed at his door. Buckets knock at the well.</w:t>
       </w:r>
     </w:p>
     <w:p>
@@ -8318,13 +8353,13 @@
         <w:rPr>
           <w:b/>
         </w:rPr>
-        <w:t>VISUAL | C setting / P staging:</w:t>
-      </w:r>
-      <w:r>
-        <w:rPr>
-          <w:b w:val="0"/>
-        </w:rPr>
-        <w:t>A room of students bent over books. A ceiling light hums. Zino enters late, expecting eyes on him; no one looks up. Luc has saved a corner of a desk, not a speech.</w:t>
+        <w:t>VISUAL | C setting and casual-night dress / P staging:</w:t>
+      </w:r>
+      <w:r>
+        <w:rPr>
+          <w:b w:val="0"/>
+        </w:rPr>
+        <w:t>A room of students in varied ordinary clothes, bent over books. A ceiling light hums. Zino enters late, expecting eyes on him; no one looks up. Luc has saved a corner of a desk, not a speech.</w:t>
       </w:r>
     </w:p>
     <w:p>
@@ -10210,13 +10245,13 @@
         <w:rPr>
           <w:b/>
         </w:rPr>
-        <w:t>VISUAL | C setting / P action:</w:t>
-      </w:r>
-      <w:r>
-        <w:rPr>
-          <w:b w:val="0"/>
-        </w:rPr>
-        <w:t>At the well under the mango tree, Zino scrubs soot from his uniform. Mother sets down a bucket, notices he is shaking and takes the brush from him.</w:t>
+        <w:t>VISUAL | C setting and casual-night dress / P action:</w:t>
+      </w:r>
+      <w:r>
+        <w:rPr>
+          <w:b w:val="0"/>
+        </w:rPr>
+        <w:t>At the well under the mango tree, Zino scrubs soot from the casual T-shirt he wore to night revision, using drawn water in a separate basin beside the well. Mother sets down a bucket, notices he is shaking and takes the brush from him. No dirt is washed into the shared water supply.</w:t>
       </w:r>
     </w:p>
     <w:p>

--- a/series-development/scripts/Grand-Chukuchuku_Chapter_01_Full_Shooting_Script_v2.docx
+++ b/series-development/scripts/Grand-Chukuchuku_Chapter_01_Full_Shooting_Script_v2.docx
@@ -224,7 +224,7 @@
         <w:rPr>
           <w:b w:val="0"/>
         </w:rPr>
-        <w:t>Updated 30 October 2026: the author's character-bible/Fiango_Life_and_Characters_Update_2026-10-30.md controls daily routine, named school peers and neighbourhood corrections. Earlier proposed actions lose precedence when they conflict with it.</w:t>
+        <w:t>Updated 31 October 2026: the author's character-bible/Fiango_Life_and_Characters_Update_2026-10-30.md controls daily routine, named school peers, GBHS campus and neighbourhood corrections. Earlier proposed actions lose precedence when they conflict with it.</w:t>
       </w:r>
     </w:p>
     <w:p>
@@ -235,6 +235,17 @@
         <w:rPr>
           <w:b w:val="0"/>
         </w:rPr>
+        <w:t>Day school is Government Bilingual High School Kumba (GBHS), reported 10.7 km from the compound; route and travel time remain open. Form Three is two storeys. The GBHS Sixth Form campus facilities do not change Zino's separate two-year remote boarding-school attendance. Professional School remains a separate vocational/night-revision location.</w:t>
+      </w:r>
+    </w:p>
+    <w:p>
+      <w:pPr>
+        <w:pStyle w:val="ListBullet"/>
+      </w:pPr>
+      <w:r>
+        <w:rPr>
+          <w:b w:val="0"/>
+        </w:rPr>
         <w:t>Luc and Gideon do not play football. Gideon watches and banters; Luc evangelises or chats. Ayuk, Arey, Noge, Bismark and Robi are the supplied street-playing circle. They are not identified as the later crypto associates.</w:t>
       </w:r>
     </w:p>
@@ -398,7 +409,7 @@
         <w:rPr>
           <w:b w:val="0"/>
         </w:rPr>
-        <w:t>uniform: light sky-blue short-sleeved shirts for both sexes; boys wear dark-blue trousers and girls dark-blue skirts.</w:t>
+        <w:t>uniform: light sky-blue short-sleeved shirts for both sexes; boys wear dark-blue trousers and girls dark-blue skirts. Wearer's left-chest pocket carries the circular GBHS badge: Government Bilingual High School Kumba around a lit candle. Exact badge colours/art are proposed.</w:t>
       </w:r>
       <w:r>
         <w:rPr>
@@ -443,7 +454,7 @@
         <w:rPr>
           <w:b w:val="0"/>
         </w:rPr>
-        <w:t>Lizzy: crush Form One, girlfriend Form Two, breakup Form Three. Mirabel's maths friendship starts Form Three and continues to U.S. departure. Mirabel is described as beautiful and slim; Lizzy has a pretty face. Their school-age model sheets use ordinary adolescent proportions, fully clothed neutral poses and distinct proposed hairstyles. Gideon/Giddeon and Mirabel/Mirable are spelling variants of the existing characters, not new cast members. Sophy is Gideon's interest Forms Two–Five; Zino refuses her advances from loyalty. Elianne remains a separate unresolved identity, not an assumed alias. All school-age relationships remain non-graphic; Tracey's reported Form Three experience is retained in neutral notes pending exact context. Tracey had already sat the GCE twice unsuccessfully and saw Zino teach maths to students who later passed; this does not establish her exact age, private motive, a transaction or the sole cause of anyone's results.</w:t>
+        <w:t>Lizzy: crush Form One, girlfriend Form Two, breakup Form Three. Mirabel's maths friendship starts Form Three and continues to U.S. departure. Mirabel is described as beautiful and slim; Lizzy has a pretty face. Their school-age model sheets use ordinary adolescent proportions, fully clothed neutral poses and confirmed low-cut natural hair. Mirabel is darker than Lizzy; exact faces, shades and crop styling remain proposed. Gideon/Giddeon and Mirabel/Mirable are spelling variants of the existing characters, not new cast members. Sophy is Gideon's interest Forms Two–Five; Zino refuses her advances from loyalty. Elianne remains a separate unresolved identity, not an assumed alias. All school-age relationships remain non-graphic; Tracey's reported Form Three experience is retained in neutral notes pending exact context. Tracey had already sat the GCE twice unsuccessfully and saw Zino teach maths to students who later passed; this does not establish her exact age, private motive, a transaction or the sole cause of anyone's results.</w:t>
       </w:r>
     </w:p>
     <w:p>
